--- a/Перевощиков ИУ5Ц-21М РК1 ММО АСОИУ.docx
+++ b/Перевощиков ИУ5Ц-21М РК1 ММО АСОИУ.docx
@@ -1515,23 +1515,7 @@
           <w:sz w:val="28"/>
           <w:szCs w:val="28"/>
         </w:rPr>
-        <w:t>Вы можете выбрать произвольный набор данных (</w:t>
-      </w:r>
-      <w:proofErr w:type="gramStart"/>
-      <w:r>
-        <w:rPr>
-          <w:sz w:val="28"/>
-          <w:szCs w:val="28"/>
-        </w:rPr>
-        <w:t>например</w:t>
-      </w:r>
-      <w:proofErr w:type="gramEnd"/>
-      <w:r>
-        <w:rPr>
-          <w:sz w:val="28"/>
-          <w:szCs w:val="28"/>
-        </w:rPr>
-        <w:t xml:space="preserve"> тот, который Вы использовали в лабораторных работах) или создать собственный набор данных (что актуально для некоторых задач, например, для задач удаления </w:t>
+        <w:t xml:space="preserve">Вы можете выбрать произвольный набор данных (например тот, который Вы использовали в лабораторных работах) или создать собственный набор данных (что актуально для некоторых задач, например, для задач удаления </w:t>
       </w:r>
       <w:proofErr w:type="spellStart"/>
       <w:r>
@@ -1645,7 +1629,7 @@
           <w:sz w:val="28"/>
           <w:szCs w:val="28"/>
         </w:rPr>
-        <w:t>https://www.kaggle.com/datasets/jayjoshi37/fifa-player-performance-and-market-value-analytics</w:t>
+        <w:t>https://www.kaggle.com/datasets/sinanshereef/urban-street-food-vendor-survival-dataset-india</w:t>
       </w:r>
     </w:p>
     <w:p>
@@ -1960,6 +1944,7 @@
       </w:pPr>
       <w:r>
         <w:rPr>
+          <w:noProof/>
           <w:sz w:val="28"/>
           <w:szCs w:val="28"/>
         </w:rPr>
@@ -2011,6 +1996,7 @@
       </w:pPr>
       <w:r>
         <w:rPr>
+          <w:noProof/>
           <w:sz w:val="28"/>
           <w:szCs w:val="28"/>
         </w:rPr>
@@ -2108,6 +2094,7 @@
       </w:pPr>
       <w:r>
         <w:rPr>
+          <w:noProof/>
           <w:sz w:val="28"/>
           <w:szCs w:val="28"/>
         </w:rPr>
@@ -2182,14 +2169,7 @@
           <w:sz w:val="28"/>
           <w:szCs w:val="28"/>
         </w:rPr>
-        <w:t xml:space="preserve"> </w:t>
-      </w:r>
-      <w:r>
-        <w:rPr>
-          <w:sz w:val="28"/>
-          <w:szCs w:val="28"/>
-        </w:rPr>
-        <w:t>В этом коде выполняется очистка пропусков в датасете по двум типам признаков:</w:t>
+        <w:t xml:space="preserve"> В этом коде выполняется очистка пропусков в датасете по двум типам признаков:</w:t>
       </w:r>
     </w:p>
     <w:p>
@@ -2227,21 +2207,7 @@
           <w:sz w:val="28"/>
           <w:szCs w:val="28"/>
         </w:rPr>
-        <w:t>)</w:t>
-      </w:r>
-      <w:r>
-        <w:rPr>
-          <w:sz w:val="28"/>
-          <w:szCs w:val="28"/>
-        </w:rPr>
-        <w:t xml:space="preserve"> з</w:t>
-      </w:r>
-      <w:r>
-        <w:rPr>
-          <w:sz w:val="28"/>
-          <w:szCs w:val="28"/>
-        </w:rPr>
-        <w:t>аполняются модой (наиболее частым значением), если она существует; иначе '</w:t>
+        <w:t>) заполняются модой (наиболее частым значением), если она существует; иначе '</w:t>
       </w:r>
       <w:proofErr w:type="spellStart"/>
       <w:r>
@@ -2279,21 +2245,7 @@
           <w:sz w:val="28"/>
           <w:szCs w:val="28"/>
         </w:rPr>
-        <w:t>Числовые столбцы (float64, int64)</w:t>
-      </w:r>
-      <w:r>
-        <w:rPr>
-          <w:sz w:val="28"/>
-          <w:szCs w:val="28"/>
-        </w:rPr>
-        <w:t xml:space="preserve">. </w:t>
-      </w:r>
-      <w:r>
-        <w:rPr>
-          <w:sz w:val="28"/>
-          <w:szCs w:val="28"/>
-        </w:rPr>
-        <w:t xml:space="preserve">Для бинарных/счётных признаков (например, </w:t>
+        <w:t xml:space="preserve">Числовые столбцы (float64, int64). Для бинарных/счётных признаков (например, </w:t>
       </w:r>
       <w:proofErr w:type="spellStart"/>
       <w:r>
@@ -2364,7 +2316,6 @@
         <w:t xml:space="preserve">В конце проверяется, что после обработки пропусков больше нет: </w:t>
       </w:r>
       <w:proofErr w:type="spellStart"/>
-      <w:proofErr w:type="gramStart"/>
       <w:r>
         <w:rPr>
           <w:sz w:val="28"/>
@@ -2373,21 +2324,12 @@
         <w:t>df.isnull</w:t>
       </w:r>
       <w:proofErr w:type="spellEnd"/>
-      <w:proofErr w:type="gramEnd"/>
-      <w:r>
-        <w:rPr>
-          <w:sz w:val="28"/>
-          <w:szCs w:val="28"/>
-        </w:rPr>
-        <w:t>(</w:t>
-      </w:r>
-      <w:proofErr w:type="gramStart"/>
-      <w:r>
-        <w:rPr>
-          <w:sz w:val="28"/>
-          <w:szCs w:val="28"/>
-        </w:rPr>
-        <w:t>).</w:t>
+      <w:r>
+        <w:rPr>
+          <w:sz w:val="28"/>
+          <w:szCs w:val="28"/>
+        </w:rPr>
+        <w:t>().</w:t>
       </w:r>
       <w:proofErr w:type="spellStart"/>
       <w:r>
@@ -2398,7 +2340,6 @@
         <w:t>sum</w:t>
       </w:r>
       <w:proofErr w:type="spellEnd"/>
-      <w:proofErr w:type="gramEnd"/>
       <w:r>
         <w:rPr>
           <w:sz w:val="28"/>
@@ -2427,6 +2368,7 @@
       </w:pPr>
       <w:r>
         <w:rPr>
+          <w:noProof/>
           <w:sz w:val="28"/>
           <w:szCs w:val="28"/>
         </w:rPr>
@@ -2501,14 +2443,7 @@
           <w:sz w:val="28"/>
           <w:szCs w:val="28"/>
         </w:rPr>
-        <w:t xml:space="preserve">. </w:t>
-      </w:r>
-      <w:r>
-        <w:rPr>
-          <w:sz w:val="28"/>
-          <w:szCs w:val="28"/>
-        </w:rPr>
-        <w:t>После обработки пропусков все столбцы содержат нулевое количество пропусков</w:t>
+        <w:t>. После обработки пропусков все столбцы содержат нулевое количество пропусков</w:t>
       </w:r>
       <w:r>
         <w:rPr>
@@ -2529,6 +2464,7 @@
       </w:pPr>
       <w:r>
         <w:rPr>
+          <w:noProof/>
           <w:sz w:val="28"/>
           <w:szCs w:val="28"/>
         </w:rPr>
@@ -2808,23 +2744,7 @@
           <w:sz w:val="28"/>
           <w:szCs w:val="28"/>
         </w:rPr>
-        <w:t xml:space="preserve"> средняя дневная </w:t>
-      </w:r>
-      <w:proofErr w:type="gramStart"/>
-      <w:r>
-        <w:rPr>
-          <w:sz w:val="28"/>
-          <w:szCs w:val="28"/>
-        </w:rPr>
-        <w:t>выручка &gt;</w:t>
-      </w:r>
-      <w:proofErr w:type="gramEnd"/>
-      <w:r>
-        <w:rPr>
-          <w:sz w:val="28"/>
-          <w:szCs w:val="28"/>
-        </w:rPr>
-        <w:t xml:space="preserve"> медианы 45.60% объектов.</w:t>
+        <w:t xml:space="preserve"> средняя дневная выручка &gt; медианы 45.60% объектов.</w:t>
       </w:r>
     </w:p>
     <w:p>
@@ -2838,6 +2758,7 @@
       </w:pPr>
       <w:r>
         <w:rPr>
+          <w:noProof/>
           <w:sz w:val="28"/>
           <w:szCs w:val="28"/>
         </w:rPr>
@@ -3105,21 +3026,7 @@
           <w:sz w:val="28"/>
           <w:szCs w:val="28"/>
         </w:rPr>
-        <w:t xml:space="preserve"> = 0.5) для стабильности</w:t>
-      </w:r>
-      <w:r>
-        <w:rPr>
-          <w:sz w:val="28"/>
-          <w:szCs w:val="28"/>
-        </w:rPr>
-        <w:t xml:space="preserve">. </w:t>
-      </w:r>
-      <w:r>
-        <w:rPr>
-          <w:sz w:val="28"/>
-          <w:szCs w:val="28"/>
-        </w:rPr>
-        <w:t>Для каждой группы:</w:t>
+        <w:t xml:space="preserve"> = 0.5) для стабильности. Для каждой группы:</w:t>
       </w:r>
     </w:p>
     <w:p>
@@ -3244,14 +3151,7 @@
           <w:sz w:val="28"/>
           <w:szCs w:val="28"/>
         </w:rPr>
-        <w:t>г</w:t>
-      </w:r>
-      <w:r>
-        <w:rPr>
-          <w:sz w:val="28"/>
-          <w:szCs w:val="28"/>
-        </w:rPr>
-        <w:t xml:space="preserve">де событие = </w:t>
+        <w:t xml:space="preserve">где событие = </w:t>
       </w:r>
       <w:proofErr w:type="spellStart"/>
       <w:r>
@@ -3374,14 +3274,7 @@
           <w:sz w:val="28"/>
           <w:szCs w:val="28"/>
         </w:rPr>
-        <w:t>Получили н</w:t>
-      </w:r>
-      <w:r>
-        <w:rPr>
-          <w:sz w:val="28"/>
-          <w:szCs w:val="28"/>
-        </w:rPr>
-        <w:t xml:space="preserve">овый числовой признак </w:t>
+        <w:t xml:space="preserve">Получили новый числовой признак </w:t>
       </w:r>
       <w:proofErr w:type="spellStart"/>
       <w:r>
@@ -3405,28 +3298,7 @@
           <w:szCs w:val="28"/>
         </w:rPr>
         <w:lastRenderedPageBreak/>
-        <w:t>ассоциацию каждого города с уровнем выручки.</w:t>
-      </w:r>
-      <w:r>
-        <w:rPr>
-          <w:sz w:val="28"/>
-          <w:szCs w:val="28"/>
-        </w:rPr>
-        <w:t xml:space="preserve"> </w:t>
-      </w:r>
-      <w:r>
-        <w:rPr>
-          <w:sz w:val="28"/>
-          <w:szCs w:val="28"/>
-        </w:rPr>
-        <w:t>Например:</w:t>
-      </w:r>
-      <w:r>
-        <w:rPr>
-          <w:sz w:val="28"/>
-          <w:szCs w:val="28"/>
-        </w:rPr>
-        <w:t xml:space="preserve"> </w:t>
+        <w:t xml:space="preserve">ассоциацию каждого города с уровнем выручки. Например: </w:t>
       </w:r>
       <w:proofErr w:type="spellStart"/>
       <w:r>
@@ -3442,14 +3314,7 @@
           <w:sz w:val="28"/>
           <w:szCs w:val="28"/>
         </w:rPr>
-        <w:t>: +0.0080 слегка выше доля низкой выручки,</w:t>
-      </w:r>
-      <w:r>
-        <w:rPr>
-          <w:sz w:val="28"/>
-          <w:szCs w:val="28"/>
-        </w:rPr>
-        <w:t xml:space="preserve"> </w:t>
+        <w:t xml:space="preserve">: +0.0080 слегка выше доля низкой выручки, </w:t>
       </w:r>
       <w:proofErr w:type="spellStart"/>
       <w:r>
@@ -3479,6 +3344,7 @@
       </w:pPr>
       <w:r>
         <w:rPr>
+          <w:noProof/>
           <w:sz w:val="28"/>
           <w:szCs w:val="28"/>
         </w:rPr>
@@ -3733,6 +3599,7 @@
       </w:pPr>
       <w:r>
         <w:rPr>
+          <w:noProof/>
           <w:sz w:val="28"/>
           <w:szCs w:val="28"/>
         </w:rPr>
@@ -3785,6 +3652,7 @@
       </w:pPr>
       <w:r>
         <w:rPr>
+          <w:noProof/>
           <w:sz w:val="28"/>
           <w:szCs w:val="28"/>
         </w:rPr>
@@ -4305,16 +4173,7 @@
           <w:sz w:val="28"/>
           <w:szCs w:val="28"/>
         </w:rPr>
-        <w:t>2</w:t>
-      </w:r>
-      <w:r>
-        <w:rPr>
-          <w:b/>
-          <w:bCs/>
-          <w:sz w:val="28"/>
-          <w:szCs w:val="28"/>
-        </w:rPr>
-        <w:t>3</w:t>
+        <w:t>23</w:t>
       </w:r>
     </w:p>
     <w:p>
@@ -4386,6 +4245,7 @@
       </w:pPr>
       <w:r>
         <w:rPr>
+          <w:noProof/>
           <w:sz w:val="28"/>
           <w:szCs w:val="28"/>
           <w:shd w:val="clear" w:color="auto" w:fill="FFFFFF"/>
@@ -4589,6 +4449,7 @@
       </w:pPr>
       <w:r>
         <w:rPr>
+          <w:noProof/>
           <w:sz w:val="28"/>
           <w:szCs w:val="28"/>
           <w:shd w:val="clear" w:color="auto" w:fill="FFFFFF"/>
@@ -4736,6 +4597,7 @@
       </w:r>
       <w:r>
         <w:rPr>
+          <w:noProof/>
           <w:sz w:val="28"/>
           <w:szCs w:val="28"/>
           <w:shd w:val="clear" w:color="auto" w:fill="FFFFFF"/>
@@ -4820,6 +4682,7 @@
       </w:pPr>
       <w:r>
         <w:rPr>
+          <w:noProof/>
           <w:sz w:val="28"/>
           <w:szCs w:val="28"/>
           <w:shd w:val="clear" w:color="auto" w:fill="FFFFFF"/>
@@ -4890,41 +4753,25 @@
           <w:szCs w:val="28"/>
           <w:shd w:val="clear" w:color="auto" w:fill="FFFFFF"/>
         </w:rPr>
-        <w:t>Обнаружение и удаление выбросов в числовом признаке</w:t>
-      </w:r>
+        <w:t xml:space="preserve">Обнаружение и удаление выбросов в числовом признаке </w:t>
+      </w:r>
+      <w:proofErr w:type="spellStart"/>
       <w:r>
         <w:rPr>
           <w:sz w:val="28"/>
           <w:szCs w:val="28"/>
           <w:shd w:val="clear" w:color="auto" w:fill="FFFFFF"/>
         </w:rPr>
-        <w:t xml:space="preserve"> </w:t>
-      </w:r>
-      <w:proofErr w:type="spellStart"/>
+        <w:t>avg_daily_customers</w:t>
+      </w:r>
+      <w:proofErr w:type="spellEnd"/>
       <w:r>
         <w:rPr>
           <w:sz w:val="28"/>
           <w:szCs w:val="28"/>
           <w:shd w:val="clear" w:color="auto" w:fill="FFFFFF"/>
         </w:rPr>
-        <w:t>avg_daily_customers</w:t>
-      </w:r>
-      <w:proofErr w:type="spellEnd"/>
-      <w:r>
-        <w:rPr>
-          <w:sz w:val="28"/>
-          <w:szCs w:val="28"/>
-          <w:shd w:val="clear" w:color="auto" w:fill="FFFFFF"/>
-        </w:rPr>
-        <w:t xml:space="preserve"> </w:t>
-      </w:r>
-      <w:r>
-        <w:rPr>
-          <w:sz w:val="28"/>
-          <w:szCs w:val="28"/>
-          <w:shd w:val="clear" w:color="auto" w:fill="FFFFFF"/>
-        </w:rPr>
-        <w:t>(среднее количество клиентов в день) по правилу трёх сигм дало следующие результаты:</w:t>
+        <w:t xml:space="preserve"> (среднее количество клиентов в день) по правилу трёх сигм дало следующие результаты:</w:t>
       </w:r>
     </w:p>
     <w:p>
@@ -4951,55 +4798,7 @@
           <w:szCs w:val="28"/>
           <w:shd w:val="clear" w:color="auto" w:fill="FFFFFF"/>
         </w:rPr>
-        <w:t>Обнаружено</w:t>
-      </w:r>
-      <w:r>
-        <w:rPr>
-          <w:sz w:val="28"/>
-          <w:szCs w:val="28"/>
-          <w:shd w:val="clear" w:color="auto" w:fill="FFFFFF"/>
-        </w:rPr>
-        <w:t xml:space="preserve"> </w:t>
-      </w:r>
-      <w:r>
-        <w:rPr>
-          <w:sz w:val="28"/>
-          <w:szCs w:val="28"/>
-          <w:shd w:val="clear" w:color="auto" w:fill="FFFFFF"/>
-        </w:rPr>
-        <w:t>618 выбросов</w:t>
-      </w:r>
-      <w:r>
-        <w:rPr>
-          <w:sz w:val="28"/>
-          <w:szCs w:val="28"/>
-          <w:shd w:val="clear" w:color="auto" w:fill="FFFFFF"/>
-        </w:rPr>
-        <w:t xml:space="preserve"> </w:t>
-      </w:r>
-      <w:r>
-        <w:rPr>
-          <w:sz w:val="28"/>
-          <w:szCs w:val="28"/>
-          <w:shd w:val="clear" w:color="auto" w:fill="FFFFFF"/>
-        </w:rPr>
-        <w:t>(значения вне интервала</w:t>
-      </w:r>
-      <w:r>
-        <w:rPr>
-          <w:sz w:val="28"/>
-          <w:szCs w:val="28"/>
-          <w:shd w:val="clear" w:color="auto" w:fill="FFFFFF"/>
-        </w:rPr>
-        <w:t xml:space="preserve"> </w:t>
-      </w:r>
-      <w:r>
-        <w:rPr>
-          <w:sz w:val="28"/>
-          <w:szCs w:val="28"/>
-          <w:shd w:val="clear" w:color="auto" w:fill="FFFFFF"/>
-        </w:rPr>
-        <w:t>[μ − 3σ, μ + 3σ]).</w:t>
+        <w:t>Обнаружено 618 выбросов (значения вне интервала [μ − 3σ, μ + 3σ]).</w:t>
       </w:r>
     </w:p>
     <w:p>
@@ -5026,39 +4825,7 @@
           <w:szCs w:val="28"/>
           <w:shd w:val="clear" w:color="auto" w:fill="FFFFFF"/>
         </w:rPr>
-        <w:t>Исходный размер датасета:</w:t>
-      </w:r>
-      <w:r>
-        <w:rPr>
-          <w:sz w:val="28"/>
-          <w:szCs w:val="28"/>
-          <w:shd w:val="clear" w:color="auto" w:fill="FFFFFF"/>
-        </w:rPr>
-        <w:t xml:space="preserve"> </w:t>
-      </w:r>
-      <w:r>
-        <w:rPr>
-          <w:sz w:val="28"/>
-          <w:szCs w:val="28"/>
-          <w:shd w:val="clear" w:color="auto" w:fill="FFFFFF"/>
-        </w:rPr>
-        <w:t>22000</w:t>
-      </w:r>
-      <w:r>
-        <w:rPr>
-          <w:sz w:val="28"/>
-          <w:szCs w:val="28"/>
-          <w:shd w:val="clear" w:color="auto" w:fill="FFFFFF"/>
-        </w:rPr>
-        <w:t xml:space="preserve"> </w:t>
-      </w:r>
-      <w:r>
-        <w:rPr>
-          <w:sz w:val="28"/>
-          <w:szCs w:val="28"/>
-          <w:shd w:val="clear" w:color="auto" w:fill="FFFFFF"/>
-        </w:rPr>
-        <w:t>строк.</w:t>
+        <w:t>Исходный размер датасета: 22000 строк.</w:t>
       </w:r>
     </w:p>
     <w:p>
@@ -5085,39 +4852,7 @@
           <w:szCs w:val="28"/>
           <w:shd w:val="clear" w:color="auto" w:fill="FFFFFF"/>
         </w:rPr>
-        <w:t>После удаления выбросов осталось:</w:t>
-      </w:r>
-      <w:r>
-        <w:rPr>
-          <w:sz w:val="28"/>
-          <w:szCs w:val="28"/>
-          <w:shd w:val="clear" w:color="auto" w:fill="FFFFFF"/>
-        </w:rPr>
-        <w:t xml:space="preserve"> </w:t>
-      </w:r>
-      <w:r>
-        <w:rPr>
-          <w:sz w:val="28"/>
-          <w:szCs w:val="28"/>
-          <w:shd w:val="clear" w:color="auto" w:fill="FFFFFF"/>
-        </w:rPr>
-        <w:t>21382</w:t>
-      </w:r>
-      <w:r>
-        <w:rPr>
-          <w:sz w:val="28"/>
-          <w:szCs w:val="28"/>
-          <w:shd w:val="clear" w:color="auto" w:fill="FFFFFF"/>
-        </w:rPr>
-        <w:t xml:space="preserve"> </w:t>
-      </w:r>
-      <w:r>
-        <w:rPr>
-          <w:sz w:val="28"/>
-          <w:szCs w:val="28"/>
-          <w:shd w:val="clear" w:color="auto" w:fill="FFFFFF"/>
-        </w:rPr>
-        <w:t>строки.</w:t>
+        <w:t>После удаления выбросов осталось: 21382 строки.</w:t>
       </w:r>
     </w:p>
     <w:p>
@@ -5144,23 +4879,7 @@
           <w:szCs w:val="28"/>
           <w:shd w:val="clear" w:color="auto" w:fill="FFFFFF"/>
         </w:rPr>
-        <w:t>Доля удалённых строк:</w:t>
-      </w:r>
-      <w:r>
-        <w:rPr>
-          <w:sz w:val="28"/>
-          <w:szCs w:val="28"/>
-          <w:shd w:val="clear" w:color="auto" w:fill="FFFFFF"/>
-        </w:rPr>
-        <w:t xml:space="preserve"> </w:t>
-      </w:r>
-      <w:r>
-        <w:rPr>
-          <w:sz w:val="28"/>
-          <w:szCs w:val="28"/>
-          <w:shd w:val="clear" w:color="auto" w:fill="FFFFFF"/>
-        </w:rPr>
-        <w:t>2.81% умеренная, что указывает на наличие некоторого числа аномальных значений (например, нулевых или сверхвысоких показателей клиентопотока), но не критичную для целостности выборки.</w:t>
+        <w:t>Доля удалённых строк: 2.81% умеренная, что указывает на наличие некоторого числа аномальных значений (например, нулевых или сверхвысоких показателей клиентопотока), но не критичную для целостности выборки.</w:t>
       </w:r>
     </w:p>
     <w:p>
@@ -11226,6 +10945,7 @@
   <w:style w:type="character" w:default="1" w:styleId="a0">
     <w:name w:val="Default Paragraph Font"/>
     <w:uiPriority w:val="1"/>
+    <w:semiHidden/>
     <w:unhideWhenUsed/>
   </w:style>
   <w:style w:type="table" w:default="1" w:styleId="a1">
